--- a/Lab05/Lab5实验报告.docx
+++ b/Lab05/Lab5实验报告.docx
@@ -1120,6 +1120,7 @@
       </w:pPr>
       <w:r>
         <w:rPr>
+          <w:noProof/>
           <w:sz w:val="24"/>
           <w:szCs w:val="26"/>
         </w:rPr>
@@ -2427,6 +2428,7 @@
       </w:pPr>
       <w:r>
         <w:rPr>
+          <w:noProof/>
           <w:sz w:val="24"/>
           <w:szCs w:val="26"/>
         </w:rPr>
@@ -2679,6 +2681,7 @@
       </w:pPr>
       <w:r>
         <w:rPr>
+          <w:noProof/>
           <w:sz w:val="24"/>
           <w:szCs w:val="26"/>
         </w:rPr>
@@ -2723,13 +2726,13 @@
     <w:p>
       <w:pPr>
         <w:rPr>
-          <w:rFonts w:hint="eastAsia"/>
           <w:sz w:val="24"/>
           <w:szCs w:val="26"/>
         </w:rPr>
       </w:pPr>
       <w:r>
         <w:rPr>
+          <w:noProof/>
           <w:sz w:val="24"/>
           <w:szCs w:val="26"/>
         </w:rPr>
@@ -2789,13 +2792,13 @@
     <w:p>
       <w:pPr>
         <w:rPr>
-          <w:rFonts w:hint="eastAsia"/>
           <w:sz w:val="24"/>
           <w:szCs w:val="26"/>
         </w:rPr>
       </w:pPr>
       <w:r>
         <w:rPr>
+          <w:noProof/>
           <w:sz w:val="24"/>
           <w:szCs w:val="26"/>
         </w:rPr>
@@ -2974,7 +2977,6 @@
     <w:p>
       <w:pPr>
         <w:rPr>
-          <w:rFonts w:hint="eastAsia"/>
           <w:sz w:val="24"/>
           <w:szCs w:val="26"/>
         </w:rPr>
@@ -3026,6 +3028,7 @@
       </w:pPr>
       <w:r>
         <w:rPr>
+          <w:noProof/>
           <w:sz w:val="24"/>
           <w:szCs w:val="26"/>
         </w:rPr>
@@ -3092,6 +3095,7 @@
       </w:pPr>
       <w:r>
         <w:rPr>
+          <w:noProof/>
           <w:sz w:val="24"/>
           <w:szCs w:val="26"/>
         </w:rPr>
@@ -3141,6 +3145,7 @@
       </w:pPr>
       <w:r>
         <w:rPr>
+          <w:noProof/>
           <w:sz w:val="24"/>
           <w:szCs w:val="26"/>
         </w:rPr>
@@ -4055,7 +4060,22 @@
                 <w:sz w:val="24"/>
                 <w:szCs w:val="26"/>
               </w:rPr>
-              <w:t>0x4083</w:t>
+              <w:t>0x</w:t>
+            </w:r>
+            <w:r>
+              <w:rPr>
+                <w:rFonts w:hint="eastAsia"/>
+                <w:sz w:val="24"/>
+                <w:szCs w:val="26"/>
+              </w:rPr>
+              <w:t>2</w:t>
+            </w:r>
+            <w:r>
+              <w:rPr>
+                <w:sz w:val="24"/>
+                <w:szCs w:val="26"/>
+              </w:rPr>
+              <w:t>083</w:t>
             </w:r>
           </w:p>
         </w:tc>
@@ -7878,7 +7898,6 @@
     <w:p>
       <w:pPr>
         <w:rPr>
-          <w:rFonts w:hint="eastAsia"/>
           <w:sz w:val="24"/>
           <w:szCs w:val="26"/>
         </w:rPr>
@@ -7965,6 +7984,7 @@
       </w:pPr>
       <w:r>
         <w:rPr>
+          <w:noProof/>
           <w:sz w:val="24"/>
           <w:szCs w:val="26"/>
         </w:rPr>
@@ -8046,6 +8066,7 @@
       </w:pPr>
       <w:r>
         <w:rPr>
+          <w:noProof/>
           <w:sz w:val="24"/>
           <w:szCs w:val="26"/>
         </w:rPr>
@@ -8096,6 +8117,7 @@
       </w:pPr>
       <w:r>
         <w:rPr>
+          <w:noProof/>
           <w:sz w:val="24"/>
           <w:szCs w:val="26"/>
         </w:rPr>
@@ -8145,6 +8167,7 @@
       </w:pPr>
       <w:r>
         <w:rPr>
+          <w:noProof/>
           <w:sz w:val="24"/>
           <w:szCs w:val="26"/>
         </w:rPr>
@@ -8227,6 +8250,7 @@
       </w:pPr>
       <w:r>
         <w:rPr>
+          <w:noProof/>
           <w:sz w:val="24"/>
           <w:szCs w:val="26"/>
         </w:rPr>
@@ -8293,6 +8317,7 @@
       </w:pPr>
       <w:r>
         <w:rPr>
+          <w:noProof/>
           <w:sz w:val="24"/>
           <w:szCs w:val="26"/>
         </w:rPr>
@@ -8352,13 +8377,13 @@
     <w:p>
       <w:pPr>
         <w:rPr>
-          <w:rFonts w:hint="eastAsia"/>
           <w:sz w:val="24"/>
           <w:szCs w:val="26"/>
         </w:rPr>
       </w:pPr>
       <w:r>
         <w:rPr>
+          <w:noProof/>
           <w:sz w:val="24"/>
           <w:szCs w:val="26"/>
         </w:rPr>
@@ -12499,6 +12524,7 @@
       </w:pPr>
       <w:r>
         <w:rPr>
+          <w:noProof/>
           <w:sz w:val="24"/>
           <w:szCs w:val="26"/>
         </w:rPr>
@@ -12597,6 +12623,7 @@
       </w:pPr>
       <w:r>
         <w:rPr>
+          <w:noProof/>
           <w:sz w:val="24"/>
           <w:szCs w:val="26"/>
         </w:rPr>
@@ -12669,6 +12696,7 @@
       </w:pPr>
       <w:r>
         <w:rPr>
+          <w:noProof/>
           <w:sz w:val="24"/>
           <w:szCs w:val="26"/>
         </w:rPr>
@@ -15683,6 +15711,7 @@
       </w:pPr>
       <w:r>
         <w:rPr>
+          <w:noProof/>
           <w:sz w:val="24"/>
           <w:szCs w:val="26"/>
         </w:rPr>
@@ -15851,7 +15880,6 @@
     <w:p>
       <w:pPr>
         <w:rPr>
-          <w:rFonts w:hint="eastAsia"/>
           <w:sz w:val="24"/>
           <w:szCs w:val="26"/>
         </w:rPr>
@@ -16719,6 +16747,7 @@
   <w:style w:type="character" w:default="1" w:styleId="a0">
     <w:name w:val="Default Paragraph Font"/>
     <w:uiPriority w:val="1"/>
+    <w:semiHidden/>
     <w:unhideWhenUsed/>
   </w:style>
   <w:style w:type="table" w:default="1" w:styleId="a1">
